--- a/Maturaarbeit/Vorlage (EN) für Maturaarbeit-SJ2627.docx
+++ b/Maturaarbeit/Vorlage (EN) für Maturaarbeit-SJ2627.docx
@@ -23,12 +23,14 @@
           <w:lang w:val="en-US"/>
         </w:rPr>
       </w:pPr>
+      <w:proofErr w:type="gramStart"/>
       <w:r>
         <w:rPr>
           <w:lang w:val="en-US"/>
         </w:rPr>
         <w:t>subtitle</w:t>
       </w:r>
+      <w:proofErr w:type="gramEnd"/>
     </w:p>
     <w:p>
       <w:pPr>
@@ -349,6 +351,7 @@
         </w:rPr>
         <w:t>‘</w:t>
       </w:r>
+      <w:proofErr w:type="spellStart"/>
       <w:r>
         <w:rPr>
           <w:szCs w:val="26"/>
@@ -356,6 +359,7 @@
         </w:rPr>
         <w:t>Bürgerort</w:t>
       </w:r>
+      <w:proofErr w:type="spellEnd"/>
       <w:r>
         <w:rPr>
           <w:szCs w:val="26"/>
@@ -437,8 +441,16 @@
         <w:rPr>
           <w:lang w:val="en-GB"/>
         </w:rPr>
-        <w:t xml:space="preserve"> Gymnasium Kloster Disentis</w:t>
-      </w:r>
+        <w:t xml:space="preserve"> Gymnasium Kloster </w:t>
+      </w:r>
+      <w:proofErr w:type="spellStart"/>
+      <w:r>
+        <w:rPr>
+          <w:lang w:val="en-GB"/>
+        </w:rPr>
+        <w:t>Disentis</w:t>
+      </w:r>
+      <w:proofErr w:type="spellEnd"/>
     </w:p>
     <w:p>
       <w:pPr>
@@ -684,15 +696,7 @@
           <w:szCs w:val="26"/>
           <w:lang w:val="en-GB"/>
         </w:rPr>
-        <w:t xml:space="preserve">academic title </w:t>
-      </w:r>
-      <w:r>
-        <w:rPr>
-          <w:b/>
-          <w:szCs w:val="26"/>
-          <w:lang w:val="en-GB"/>
-        </w:rPr>
-        <w:t xml:space="preserve">name surname </w:t>
+        <w:t xml:space="preserve">academic title name surname </w:t>
       </w:r>
       <w:r>
         <w:rPr>
@@ -1072,21 +1076,7 @@
             <w:rStyle w:val="Hyperlink"/>
             <w:lang w:val="en-GB"/>
           </w:rPr>
-          <w:t>Methodological Se</w:t>
-        </w:r>
-        <w:r>
-          <w:rPr>
-            <w:rStyle w:val="Hyperlink"/>
-            <w:lang w:val="en-GB"/>
-          </w:rPr>
-          <w:t>c</w:t>
-        </w:r>
-        <w:r>
-          <w:rPr>
-            <w:rStyle w:val="Hyperlink"/>
-            <w:lang w:val="en-GB"/>
-          </w:rPr>
-          <w:t>tion</w:t>
+          <w:t>Methodological Section</w:t>
         </w:r>
         <w:r>
           <w:rPr>
@@ -1767,19 +1757,75 @@
         <w:rPr>
           <w:lang w:val="en-GB" w:eastAsia="de-DE"/>
         </w:rPr>
-        <w:t>(Use paragraph style “Textkörper” for justification. Use paragraph style “Textkörper” for justification. Use paragraph style “Textkörper” for justification.</w:t>
-      </w:r>
+        <w:t>(Use paragraph style “</w:t>
+      </w:r>
+      <w:proofErr w:type="spellStart"/>
       <w:r>
         <w:rPr>
           <w:lang w:val="en-GB" w:eastAsia="de-DE"/>
         </w:rPr>
+        <w:t>Textkörper</w:t>
+      </w:r>
+      <w:proofErr w:type="spellEnd"/>
+      <w:r>
+        <w:rPr>
+          <w:lang w:val="en-GB" w:eastAsia="de-DE"/>
+        </w:rPr>
+        <w:t>” for justification. Use paragraph style “</w:t>
+      </w:r>
+      <w:proofErr w:type="spellStart"/>
+      <w:r>
+        <w:rPr>
+          <w:lang w:val="en-GB" w:eastAsia="de-DE"/>
+        </w:rPr>
+        <w:t>Textkörper</w:t>
+      </w:r>
+      <w:proofErr w:type="spellEnd"/>
+      <w:r>
+        <w:rPr>
+          <w:lang w:val="en-GB" w:eastAsia="de-DE"/>
+        </w:rPr>
+        <w:t>” for justification. Use paragraph style “</w:t>
+      </w:r>
+      <w:proofErr w:type="spellStart"/>
+      <w:r>
+        <w:rPr>
+          <w:lang w:val="en-GB" w:eastAsia="de-DE"/>
+        </w:rPr>
+        <w:t>Textkörper</w:t>
+      </w:r>
+      <w:proofErr w:type="spellEnd"/>
+      <w:r>
+        <w:rPr>
+          <w:lang w:val="en-GB" w:eastAsia="de-DE"/>
+        </w:rPr>
+        <w:t>” for justification.</w:t>
+      </w:r>
+      <w:r>
+        <w:rPr>
+          <w:lang w:val="en-GB" w:eastAsia="de-DE"/>
+        </w:rPr>
         <w:t xml:space="preserve"> </w:t>
       </w:r>
       <w:r>
         <w:rPr>
           <w:lang w:val="en-GB" w:eastAsia="de-DE"/>
         </w:rPr>
-        <w:t>Use paragraph style “Textkörper” for justification.)</w:t>
+        <w:t>Use paragraph style “</w:t>
+      </w:r>
+      <w:proofErr w:type="spellStart"/>
+      <w:r>
+        <w:rPr>
+          <w:lang w:val="en-GB" w:eastAsia="de-DE"/>
+        </w:rPr>
+        <w:t>Textkörper</w:t>
+      </w:r>
+      <w:proofErr w:type="spellEnd"/>
+      <w:r>
+        <w:rPr>
+          <w:lang w:val="en-GB" w:eastAsia="de-DE"/>
+        </w:rPr>
+        <w:t>” for justification.)</w:t>
       </w:r>
     </w:p>
     <w:p>
@@ -2322,8 +2368,16 @@
         <w:lang w:val="en-US"/>
       </w:rPr>
       <w:tab/>
-      <w:t>© Name Vorname</w:t>
+      <w:t xml:space="preserve">© Name </w:t>
     </w:r>
+    <w:proofErr w:type="spellStart"/>
+    <w:r>
+      <w:rPr>
+        <w:lang w:val="en-US"/>
+      </w:rPr>
+      <w:t>Vorname</w:t>
+    </w:r>
+    <w:proofErr w:type="spellEnd"/>
   </w:p>
 </w:ftr>
 </file>
@@ -3799,9 +3853,9 @@
   <w:style w:type="paragraph" w:default="1" w:styleId="Standard">
     <w:name w:val="Normal"/>
     <w:qFormat/>
-    <w:rsid w:val="006613C2"/>
+    <w:rsid w:val="005F7000"/>
     <w:pPr>
-      <w:spacing w:after="120" w:line="312" w:lineRule="auto"/>
+      <w:spacing w:after="120" w:line="360" w:lineRule="auto"/>
     </w:pPr>
     <w:rPr>
       <w:rFonts w:ascii="Times New Roman" w:hAnsi="Times New Roman"/>

--- a/Maturaarbeit/Vorlage (EN) für Maturaarbeit-SJ2627.docx
+++ b/Maturaarbeit/Vorlage (EN) für Maturaarbeit-SJ2627.docx
@@ -130,20 +130,11 @@
       <w:pPr>
         <w:spacing w:after="0" w:line="240" w:lineRule="auto"/>
         <w:jc w:val="center"/>
-        <w:rPr>
-          <w:lang w:val="en-GB"/>
-        </w:rPr>
-      </w:pPr>
-      <w:r>
-        <w:rPr>
-          <w:lang w:val="en-GB"/>
-        </w:rPr>
+      </w:pPr>
+      <w:r>
         <w:t>In accordance with the cantonal regul</w:t>
       </w:r>
       <w:r>
-        <w:rPr>
-          <w:lang w:val="en-GB"/>
-        </w:rPr>
         <w:t xml:space="preserve">ations of the Canton of Grisons and the </w:t>
       </w:r>
     </w:p>
@@ -151,14 +142,8 @@
       <w:pPr>
         <w:spacing w:after="0" w:line="240" w:lineRule="auto"/>
         <w:jc w:val="center"/>
-        <w:rPr>
-          <w:lang w:val="en-GB"/>
-        </w:rPr>
-      </w:pPr>
-      <w:r>
-        <w:rPr>
-          <w:lang w:val="en-GB"/>
-        </w:rPr>
+      </w:pPr>
+      <w:r>
         <w:t>GKD specifications</w:t>
       </w:r>
     </w:p>
@@ -166,54 +151,36 @@
       <w:pPr>
         <w:spacing w:after="0" w:line="240" w:lineRule="auto"/>
         <w:jc w:val="center"/>
-        <w:rPr>
-          <w:lang w:val="en-GB"/>
-        </w:rPr>
       </w:pPr>
     </w:p>
     <w:p>
       <w:pPr>
         <w:spacing w:after="0" w:line="240" w:lineRule="auto"/>
         <w:jc w:val="center"/>
-        <w:rPr>
-          <w:lang w:val="en-GB"/>
-        </w:rPr>
       </w:pPr>
     </w:p>
     <w:p>
       <w:pPr>
         <w:spacing w:after="0" w:line="240" w:lineRule="auto"/>
         <w:jc w:val="center"/>
-        <w:rPr>
-          <w:lang w:val="en-GB"/>
-        </w:rPr>
       </w:pPr>
     </w:p>
     <w:p>
       <w:pPr>
         <w:spacing w:after="0" w:line="240" w:lineRule="auto"/>
         <w:jc w:val="center"/>
-        <w:rPr>
-          <w:lang w:val="en-GB"/>
-        </w:rPr>
       </w:pPr>
     </w:p>
     <w:p>
       <w:pPr>
         <w:spacing w:after="0" w:line="240" w:lineRule="auto"/>
         <w:jc w:val="center"/>
-        <w:rPr>
-          <w:lang w:val="en-GB"/>
-        </w:rPr>
       </w:pPr>
     </w:p>
     <w:p>
       <w:pPr>
         <w:spacing w:after="0" w:line="240" w:lineRule="auto"/>
         <w:jc w:val="center"/>
-        <w:rPr>
-          <w:lang w:val="en-GB"/>
-        </w:rPr>
       </w:pPr>
     </w:p>
     <w:p>
@@ -305,13 +272,11 @@
         <w:jc w:val="center"/>
         <w:rPr>
           <w:szCs w:val="26"/>
-          <w:lang w:val="en-GB"/>
         </w:rPr>
       </w:pPr>
       <w:r>
         <w:rPr>
           <w:szCs w:val="26"/>
-          <w:lang w:val="en-GB"/>
         </w:rPr>
         <w:t>from</w:t>
       </w:r>
@@ -326,7 +291,6 @@
         <w:jc w:val="center"/>
         <w:rPr>
           <w:szCs w:val="26"/>
-          <w:lang w:val="en-GB"/>
         </w:rPr>
       </w:pPr>
     </w:p>
@@ -341,13 +305,11 @@
         <w:rPr>
           <w:b/>
           <w:szCs w:val="26"/>
-          <w:lang w:val="en-GB"/>
         </w:rPr>
       </w:pPr>
       <w:r>
         <w:rPr>
           <w:szCs w:val="26"/>
-          <w:lang w:val="en-GB"/>
         </w:rPr>
         <w:t>‘</w:t>
       </w:r>
@@ -355,7 +317,6 @@
       <w:r>
         <w:rPr>
           <w:szCs w:val="26"/>
-          <w:lang w:val="en-GB"/>
         </w:rPr>
         <w:t>Bürgerort</w:t>
       </w:r>
@@ -363,28 +324,24 @@
       <w:r>
         <w:rPr>
           <w:szCs w:val="26"/>
-          <w:lang w:val="en-GB"/>
         </w:rPr>
         <w:t>’</w:t>
       </w:r>
       <w:r>
         <w:rPr>
           <w:szCs w:val="26"/>
-          <w:lang w:val="en-GB"/>
         </w:rPr>
         <w:t xml:space="preserve"> / </w:t>
       </w:r>
       <w:r>
         <w:rPr>
           <w:szCs w:val="26"/>
-          <w:lang w:val="en-GB"/>
         </w:rPr>
         <w:t>c</w:t>
       </w:r>
       <w:r>
         <w:rPr>
           <w:szCs w:val="26"/>
-          <w:lang w:val="en-GB"/>
         </w:rPr>
         <w:t>ountry</w:t>
       </w:r>
@@ -399,7 +356,6 @@
         <w:jc w:val="center"/>
         <w:rPr>
           <w:szCs w:val="26"/>
-          <w:lang w:val="en-GB"/>
         </w:rPr>
       </w:pPr>
     </w:p>
@@ -413,7 +369,6 @@
         <w:jc w:val="center"/>
         <w:rPr>
           <w:szCs w:val="26"/>
-          <w:lang w:val="en-GB"/>
         </w:rPr>
       </w:pPr>
     </w:p>
@@ -421,33 +376,18 @@
       <w:pPr>
         <w:spacing w:after="0" w:line="240" w:lineRule="auto"/>
         <w:jc w:val="center"/>
-        <w:rPr>
-          <w:lang w:val="en-GB"/>
-        </w:rPr>
-      </w:pPr>
-      <w:r>
-        <w:rPr>
-          <w:lang w:val="en-GB"/>
-        </w:rPr>
+      </w:pPr>
+      <w:r>
         <w:t>a</w:t>
       </w:r>
       <w:r>
-        <w:rPr>
-          <w:lang w:val="en-GB"/>
-        </w:rPr>
         <w:t>t</w:t>
       </w:r>
       <w:r>
-        <w:rPr>
-          <w:lang w:val="en-GB"/>
-        </w:rPr>
         <w:t xml:space="preserve"> Gymnasium Kloster </w:t>
       </w:r>
       <w:proofErr w:type="spellStart"/>
       <w:r>
-        <w:rPr>
-          <w:lang w:val="en-GB"/>
-        </w:rPr>
         <w:t>Disentis</w:t>
       </w:r>
       <w:proofErr w:type="spellEnd"/>
@@ -462,7 +402,6 @@
         <w:jc w:val="center"/>
         <w:rPr>
           <w:szCs w:val="26"/>
-          <w:lang w:val="en-GB"/>
         </w:rPr>
       </w:pPr>
     </w:p>
@@ -476,7 +415,6 @@
         <w:jc w:val="center"/>
         <w:rPr>
           <w:szCs w:val="26"/>
-          <w:lang w:val="en-GB"/>
         </w:rPr>
       </w:pPr>
     </w:p>
@@ -490,7 +428,6 @@
         <w:jc w:val="center"/>
         <w:rPr>
           <w:szCs w:val="26"/>
-          <w:lang w:val="en-GB"/>
         </w:rPr>
       </w:pPr>
     </w:p>
@@ -504,13 +441,11 @@
         <w:jc w:val="center"/>
         <w:rPr>
           <w:szCs w:val="26"/>
-          <w:lang w:val="en-GB"/>
         </w:rPr>
       </w:pPr>
       <w:r>
         <w:rPr>
           <w:szCs w:val="26"/>
-          <w:lang w:val="en-GB"/>
         </w:rPr>
         <w:t>Approved upon application by</w:t>
       </w:r>
@@ -525,7 +460,6 @@
         <w:jc w:val="center"/>
         <w:rPr>
           <w:szCs w:val="26"/>
-          <w:lang w:val="en-GB"/>
         </w:rPr>
       </w:pPr>
     </w:p>
@@ -540,7 +474,6 @@
         <w:rPr>
           <w:b/>
           <w:szCs w:val="26"/>
-          <w:lang w:val="en-GB"/>
         </w:rPr>
       </w:pPr>
       <w:bookmarkStart w:id="0" w:name="OLE_LINK1"/>
@@ -548,7 +481,6 @@
         <w:rPr>
           <w:b/>
           <w:szCs w:val="26"/>
-          <w:lang w:val="en-GB"/>
         </w:rPr>
         <w:t xml:space="preserve">academic title </w:t>
       </w:r>
@@ -556,7 +488,6 @@
         <w:rPr>
           <w:b/>
           <w:szCs w:val="26"/>
-          <w:lang w:val="en-GB"/>
         </w:rPr>
         <w:t>n</w:t>
       </w:r>
@@ -564,7 +495,6 @@
         <w:rPr>
           <w:b/>
           <w:szCs w:val="26"/>
-          <w:lang w:val="en-GB"/>
         </w:rPr>
         <w:t>ame</w:t>
       </w:r>
@@ -573,7 +503,6 @@
         <w:rPr>
           <w:b/>
           <w:szCs w:val="26"/>
-          <w:lang w:val="en-GB"/>
         </w:rPr>
         <w:t xml:space="preserve"> s</w:t>
       </w:r>
@@ -581,7 +510,6 @@
         <w:rPr>
           <w:b/>
           <w:szCs w:val="26"/>
-          <w:lang w:val="en-GB"/>
         </w:rPr>
         <w:t>urname</w:t>
       </w:r>
@@ -589,28 +517,24 @@
         <w:rPr>
           <w:b/>
           <w:szCs w:val="26"/>
-          <w:lang w:val="en-GB"/>
         </w:rPr>
         <w:t xml:space="preserve"> </w:t>
       </w:r>
       <w:r>
         <w:rPr>
           <w:szCs w:val="26"/>
-          <w:lang w:val="en-GB"/>
         </w:rPr>
         <w:t>(</w:t>
       </w:r>
       <w:r>
         <w:rPr>
           <w:szCs w:val="26"/>
-          <w:lang w:val="en-GB"/>
         </w:rPr>
         <w:t>supervisor</w:t>
       </w:r>
       <w:r>
         <w:rPr>
           <w:szCs w:val="26"/>
-          <w:lang w:val="en-GB"/>
         </w:rPr>
         <w:t>)</w:t>
       </w:r>
@@ -618,7 +542,6 @@
         <w:rPr>
           <w:b/>
           <w:szCs w:val="26"/>
-          <w:lang w:val="en-GB"/>
         </w:rPr>
         <w:t xml:space="preserve"> </w:t>
       </w:r>
@@ -634,7 +557,6 @@
         <w:rPr>
           <w:b/>
           <w:szCs w:val="26"/>
-          <w:lang w:val="en-GB"/>
         </w:rPr>
       </w:pPr>
     </w:p>
@@ -649,14 +571,12 @@
         <w:rPr>
           <w:bCs/>
           <w:szCs w:val="26"/>
-          <w:lang w:val="en-GB"/>
         </w:rPr>
       </w:pPr>
       <w:r>
         <w:rPr>
           <w:bCs/>
           <w:szCs w:val="26"/>
-          <w:lang w:val="en-GB"/>
         </w:rPr>
         <w:t>and</w:t>
       </w:r>
@@ -672,7 +592,6 @@
         <w:rPr>
           <w:b/>
           <w:szCs w:val="26"/>
-          <w:lang w:val="en-GB"/>
         </w:rPr>
       </w:pPr>
     </w:p>
@@ -687,14 +606,12 @@
         <w:rPr>
           <w:b/>
           <w:szCs w:val="26"/>
-          <w:lang w:val="en-GB"/>
         </w:rPr>
       </w:pPr>
       <w:r>
         <w:rPr>
           <w:b/>
           <w:szCs w:val="26"/>
-          <w:lang w:val="en-GB"/>
         </w:rPr>
         <w:t xml:space="preserve">academic title name surname </w:t>
       </w:r>
@@ -702,7 +619,6 @@
         <w:rPr>
           <w:bCs/>
           <w:szCs w:val="26"/>
-          <w:lang w:val="en-GB"/>
         </w:rPr>
         <w:t>(co-supervisor)</w:t>
       </w:r>
@@ -718,7 +634,6 @@
         <w:rPr>
           <w:b/>
           <w:szCs w:val="26"/>
-          <w:lang w:val="en-GB"/>
         </w:rPr>
       </w:pPr>
     </w:p>
@@ -732,37 +647,21 @@
         <w:jc w:val="center"/>
         <w:rPr>
           <w:szCs w:val="26"/>
-          <w:lang w:val="en-GB"/>
-        </w:rPr>
-      </w:pPr>
-      <w:r>
-        <w:rPr>
-          <w:lang w:val="en-GB"/>
-        </w:rPr>
+        </w:rPr>
+      </w:pPr>
+      <w:r>
         <w:t>p</w:t>
       </w:r>
       <w:r>
-        <w:rPr>
-          <w:lang w:val="en-GB"/>
-        </w:rPr>
         <w:t>lace</w:t>
       </w:r>
       <w:r>
-        <w:rPr>
-          <w:lang w:val="en-GB"/>
-        </w:rPr>
         <w:t xml:space="preserve"> / </w:t>
       </w:r>
       <w:r>
-        <w:rPr>
-          <w:lang w:val="en-GB"/>
-        </w:rPr>
         <w:t>d</w:t>
       </w:r>
       <w:r>
-        <w:rPr>
-          <w:lang w:val="en-GB"/>
-        </w:rPr>
         <w:t>ate</w:t>
       </w:r>
     </w:p>
@@ -775,9 +674,6 @@
         </w:rPr>
       </w:pPr>
       <w:r>
-        <w:rPr>
-          <w:lang w:val="en-GB"/>
-        </w:rPr>
         <w:br w:type="page"/>
       </w:r>
       <w:r>
@@ -828,7 +724,6 @@
           <w:b/>
           <w:sz w:val="34"/>
           <w:szCs w:val="34"/>
-          <w:lang w:val="en-GB"/>
         </w:rPr>
       </w:pPr>
       <w:r>
@@ -836,7 +731,6 @@
           <w:b/>
           <w:sz w:val="34"/>
           <w:szCs w:val="34"/>
-          <w:lang w:val="en-GB"/>
         </w:rPr>
         <w:lastRenderedPageBreak/>
         <w:t>Table of C</w:t>
@@ -846,7 +740,6 @@
           <w:b/>
           <w:sz w:val="34"/>
           <w:szCs w:val="34"/>
-          <w:lang w:val="en-GB"/>
         </w:rPr>
         <w:t>ontent</w:t>
       </w:r>
@@ -855,7 +748,6 @@
           <w:b/>
           <w:sz w:val="34"/>
           <w:szCs w:val="34"/>
-          <w:lang w:val="en-GB"/>
         </w:rPr>
         <w:t>s</w:t>
       </w:r>
@@ -873,28 +765,18 @@
         </w:rPr>
       </w:pPr>
       <w:r>
-        <w:rPr>
-          <w:lang w:val="en-GB"/>
-        </w:rPr>
         <w:fldChar w:fldCharType="begin"/>
       </w:r>
       <w:r>
-        <w:rPr>
-          <w:lang w:val="en-GB"/>
-        </w:rPr>
         <w:instrText xml:space="preserve"> TOC \o "1-4" \h \z \u </w:instrText>
       </w:r>
       <w:r>
-        <w:rPr>
-          <w:lang w:val="en-GB"/>
-        </w:rPr>
         <w:fldChar w:fldCharType="separate"/>
       </w:r>
       <w:hyperlink w:anchor="_Toc243222460" w:history="1">
         <w:r>
           <w:rPr>
             <w:rStyle w:val="Hyperlink"/>
-            <w:lang w:val="en-GB"/>
           </w:rPr>
           <w:t>1</w:t>
         </w:r>
@@ -912,7 +794,6 @@
         <w:r>
           <w:rPr>
             <w:rStyle w:val="Hyperlink"/>
-            <w:lang w:val="en-GB"/>
           </w:rPr>
           <w:t>Introduction</w:t>
         </w:r>
@@ -975,7 +856,6 @@
         <w:r>
           <w:rPr>
             <w:rStyle w:val="Hyperlink"/>
-            <w:lang w:val="en-GB"/>
           </w:rPr>
           <w:t>2</w:t>
         </w:r>
@@ -993,7 +873,6 @@
         <w:r>
           <w:rPr>
             <w:rStyle w:val="Hyperlink"/>
-            <w:lang w:val="en-GB"/>
           </w:rPr>
           <w:t>Theory Section</w:t>
         </w:r>
@@ -1056,7 +935,6 @@
         <w:r>
           <w:rPr>
             <w:rStyle w:val="Hyperlink"/>
-            <w:lang w:val="en-GB"/>
           </w:rPr>
           <w:t>3</w:t>
         </w:r>
@@ -1074,7 +952,6 @@
         <w:r>
           <w:rPr>
             <w:rStyle w:val="Hyperlink"/>
-            <w:lang w:val="en-GB"/>
           </w:rPr>
           <w:t>Methodological Section</w:t>
         </w:r>
@@ -1137,7 +1014,6 @@
         <w:r>
           <w:rPr>
             <w:rStyle w:val="Hyperlink"/>
-            <w:lang w:val="en-GB"/>
           </w:rPr>
           <w:t>4</w:t>
         </w:r>
@@ -1155,7 +1031,6 @@
         <w:r>
           <w:rPr>
             <w:rStyle w:val="Hyperlink"/>
-            <w:lang w:val="en-GB"/>
           </w:rPr>
           <w:t>Results</w:t>
         </w:r>
@@ -1218,7 +1093,6 @@
         <w:r>
           <w:rPr>
             <w:rStyle w:val="Hyperlink"/>
-            <w:lang w:val="en-GB"/>
           </w:rPr>
           <w:t>5</w:t>
         </w:r>
@@ -1236,7 +1110,6 @@
         <w:r>
           <w:rPr>
             <w:rStyle w:val="Hyperlink"/>
-            <w:lang w:val="en-GB"/>
           </w:rPr>
           <w:t>Discussion</w:t>
         </w:r>
@@ -1299,7 +1172,6 @@
         <w:r>
           <w:rPr>
             <w:rStyle w:val="Hyperlink"/>
-            <w:lang w:val="en-GB"/>
           </w:rPr>
           <w:t>6</w:t>
         </w:r>
@@ -1317,7 +1189,6 @@
         <w:r>
           <w:rPr>
             <w:rStyle w:val="Hyperlink"/>
-            <w:lang w:val="en-GB"/>
           </w:rPr>
           <w:t>Conclusion and Outlook</w:t>
         </w:r>
@@ -1380,7 +1251,6 @@
         <w:r>
           <w:rPr>
             <w:rStyle w:val="Hyperlink"/>
-            <w:lang w:val="en-GB"/>
           </w:rPr>
           <w:t>7</w:t>
         </w:r>
@@ -1398,7 +1268,6 @@
         <w:r>
           <w:rPr>
             <w:rStyle w:val="Hyperlink"/>
-            <w:lang w:val="en-GB"/>
           </w:rPr>
           <w:t>Abstract</w:t>
         </w:r>
@@ -1461,7 +1330,6 @@
         <w:r>
           <w:rPr>
             <w:rStyle w:val="Hyperlink"/>
-            <w:lang w:val="en-GB"/>
           </w:rPr>
           <w:t>8</w:t>
         </w:r>
@@ -1479,7 +1347,6 @@
         <w:r>
           <w:rPr>
             <w:rStyle w:val="Hyperlink"/>
-            <w:lang w:val="en-GB"/>
           </w:rPr>
           <w:t>Bibliography</w:t>
         </w:r>
@@ -1542,7 +1409,6 @@
         <w:r>
           <w:rPr>
             <w:rStyle w:val="Hyperlink"/>
-            <w:lang w:val="en-GB"/>
           </w:rPr>
           <w:t>9</w:t>
         </w:r>
@@ -1560,7 +1426,6 @@
         <w:r>
           <w:rPr>
             <w:rStyle w:val="Hyperlink"/>
-            <w:lang w:val="en-GB"/>
           </w:rPr>
           <w:t>Table of Figures</w:t>
         </w:r>
@@ -1623,7 +1488,6 @@
         <w:r>
           <w:rPr>
             <w:rStyle w:val="Hyperlink"/>
-            <w:lang w:val="en-GB"/>
           </w:rPr>
           <w:t>10</w:t>
         </w:r>
@@ -1641,7 +1505,6 @@
         <w:r>
           <w:rPr>
             <w:rStyle w:val="Hyperlink"/>
-            <w:lang w:val="en-GB"/>
           </w:rPr>
           <w:t>Declaration of academic integrity</w:t>
         </w:r>
@@ -1694,13 +1557,9 @@
           <w:b/>
           <w:sz w:val="34"/>
           <w:szCs w:val="34"/>
-          <w:lang w:val="en-GB"/>
-        </w:rPr>
-      </w:pPr>
-      <w:r>
-        <w:rPr>
-          <w:lang w:val="en-GB"/>
-        </w:rPr>
+        </w:rPr>
+      </w:pPr>
+      <w:r>
         <w:fldChar w:fldCharType="end"/>
       </w:r>
       <w:r>
@@ -1708,16 +1567,12 @@
           <w:b/>
           <w:sz w:val="34"/>
           <w:szCs w:val="34"/>
-          <w:lang w:val="en-GB"/>
         </w:rPr>
         <w:br w:type="page"/>
       </w:r>
     </w:p>
     <w:p>
       <w:pPr>
-        <w:rPr>
-          <w:lang w:val="en-GB"/>
-        </w:rPr>
         <w:sectPr>
           <w:headerReference w:type="even" r:id="rId10"/>
           <w:headerReference w:type="default" r:id="rId11"/>
@@ -1732,15 +1587,9 @@
     <w:p>
       <w:pPr>
         <w:pStyle w:val="berschrift1"/>
-        <w:rPr>
-          <w:lang w:val="en-GB"/>
-        </w:rPr>
       </w:pPr>
       <w:bookmarkStart w:id="1" w:name="_Toc243222460"/>
       <w:r>
-        <w:rPr>
-          <w:lang w:val="en-GB"/>
-        </w:rPr>
         <w:lastRenderedPageBreak/>
         <w:t>Introduction</w:t>
       </w:r>
@@ -1750,80 +1599,80 @@
       <w:pPr>
         <w:pStyle w:val="Textkrper"/>
         <w:rPr>
-          <w:lang w:val="en-GB" w:eastAsia="de-DE"/>
-        </w:rPr>
-      </w:pPr>
-      <w:r>
-        <w:rPr>
-          <w:lang w:val="en-GB" w:eastAsia="de-DE"/>
+          <w:lang w:eastAsia="de-DE"/>
+        </w:rPr>
+      </w:pPr>
+      <w:r>
+        <w:rPr>
+          <w:lang w:eastAsia="de-DE"/>
         </w:rPr>
         <w:t>(Use paragraph style “</w:t>
       </w:r>
       <w:proofErr w:type="spellStart"/>
       <w:r>
         <w:rPr>
-          <w:lang w:val="en-GB" w:eastAsia="de-DE"/>
+          <w:lang w:eastAsia="de-DE"/>
         </w:rPr>
         <w:t>Textkörper</w:t>
       </w:r>
       <w:proofErr w:type="spellEnd"/>
       <w:r>
         <w:rPr>
-          <w:lang w:val="en-GB" w:eastAsia="de-DE"/>
+          <w:lang w:eastAsia="de-DE"/>
         </w:rPr>
         <w:t>” for justification. Use paragraph style “</w:t>
       </w:r>
       <w:proofErr w:type="spellStart"/>
       <w:r>
         <w:rPr>
-          <w:lang w:val="en-GB" w:eastAsia="de-DE"/>
+          <w:lang w:eastAsia="de-DE"/>
         </w:rPr>
         <w:t>Textkörper</w:t>
       </w:r>
       <w:proofErr w:type="spellEnd"/>
       <w:r>
         <w:rPr>
-          <w:lang w:val="en-GB" w:eastAsia="de-DE"/>
+          <w:lang w:eastAsia="de-DE"/>
         </w:rPr>
         <w:t>” for justification. Use paragraph style “</w:t>
       </w:r>
       <w:proofErr w:type="spellStart"/>
       <w:r>
         <w:rPr>
-          <w:lang w:val="en-GB" w:eastAsia="de-DE"/>
+          <w:lang w:eastAsia="de-DE"/>
         </w:rPr>
         <w:t>Textkörper</w:t>
       </w:r>
       <w:proofErr w:type="spellEnd"/>
       <w:r>
         <w:rPr>
-          <w:lang w:val="en-GB" w:eastAsia="de-DE"/>
+          <w:lang w:eastAsia="de-DE"/>
         </w:rPr>
         <w:t>” for justification.</w:t>
       </w:r>
       <w:r>
         <w:rPr>
-          <w:lang w:val="en-GB" w:eastAsia="de-DE"/>
+          <w:lang w:eastAsia="de-DE"/>
         </w:rPr>
         <w:t xml:space="preserve"> </w:t>
       </w:r>
       <w:r>
         <w:rPr>
-          <w:lang w:val="en-GB" w:eastAsia="de-DE"/>
+          <w:lang w:eastAsia="de-DE"/>
         </w:rPr>
         <w:t>Use paragraph style “</w:t>
       </w:r>
       <w:proofErr w:type="spellStart"/>
       <w:r>
         <w:rPr>
-          <w:lang w:val="en-GB" w:eastAsia="de-DE"/>
+          <w:lang w:eastAsia="de-DE"/>
         </w:rPr>
         <w:t>Textkörper</w:t>
       </w:r>
       <w:proofErr w:type="spellEnd"/>
       <w:r>
         <w:rPr>
-          <w:lang w:val="en-GB" w:eastAsia="de-DE"/>
+          <w:lang w:eastAsia="de-DE"/>
         </w:rPr>
         <w:t>” for justification.)</w:t>
       </w:r>
@@ -1831,27 +1680,15 @@
     <w:p>
       <w:pPr>
         <w:pStyle w:val="berschrift1"/>
-        <w:rPr>
-          <w:lang w:val="en-GB"/>
-        </w:rPr>
       </w:pPr>
       <w:bookmarkStart w:id="2" w:name="_Toc243222461"/>
       <w:r>
-        <w:rPr>
-          <w:lang w:val="en-GB"/>
-        </w:rPr>
         <w:t xml:space="preserve">Theory </w:t>
       </w:r>
       <w:r>
-        <w:rPr>
-          <w:lang w:val="en-GB"/>
-        </w:rPr>
         <w:t>s</w:t>
       </w:r>
       <w:r>
-        <w:rPr>
-          <w:lang w:val="en-GB"/>
-        </w:rPr>
         <w:t>ection</w:t>
       </w:r>
       <w:bookmarkEnd w:id="2"/>
@@ -1860,12 +1697,12 @@
       <w:pPr>
         <w:pStyle w:val="Textkrper"/>
         <w:rPr>
-          <w:lang w:val="en-GB" w:eastAsia="de-DE"/>
-        </w:rPr>
-      </w:pPr>
-      <w:r>
-        <w:rPr>
-          <w:lang w:val="en-GB" w:eastAsia="de-DE"/>
+          <w:lang w:eastAsia="de-DE"/>
+        </w:rPr>
+      </w:pPr>
+      <w:r>
+        <w:rPr>
+          <w:lang w:eastAsia="de-DE"/>
         </w:rPr>
         <w:t>a</w:t>
       </w:r>
@@ -1873,33 +1710,18 @@
     <w:p>
       <w:pPr>
         <w:pStyle w:val="berschrift1"/>
-        <w:rPr>
-          <w:lang w:val="en-GB"/>
-        </w:rPr>
       </w:pPr>
       <w:bookmarkStart w:id="3" w:name="_Toc243222462"/>
       <w:r>
-        <w:rPr>
-          <w:lang w:val="en-GB"/>
-        </w:rPr>
         <w:t>M</w:t>
       </w:r>
       <w:r>
-        <w:rPr>
-          <w:lang w:val="en-GB"/>
-        </w:rPr>
         <w:t xml:space="preserve">ethodological </w:t>
       </w:r>
       <w:r>
-        <w:rPr>
-          <w:lang w:val="en-GB"/>
-        </w:rPr>
         <w:t>s</w:t>
       </w:r>
       <w:r>
-        <w:rPr>
-          <w:lang w:val="en-GB"/>
-        </w:rPr>
         <w:t>ection</w:t>
       </w:r>
       <w:bookmarkEnd w:id="3"/>
@@ -1908,12 +1730,12 @@
       <w:pPr>
         <w:pStyle w:val="Textkrper"/>
         <w:rPr>
-          <w:lang w:val="en-GB" w:eastAsia="de-DE"/>
-        </w:rPr>
-      </w:pPr>
-      <w:r>
-        <w:rPr>
-          <w:lang w:val="en-GB" w:eastAsia="de-DE"/>
+          <w:lang w:eastAsia="de-DE"/>
+        </w:rPr>
+      </w:pPr>
+      <w:r>
+        <w:rPr>
+          <w:lang w:eastAsia="de-DE"/>
         </w:rPr>
         <w:t>a</w:t>
       </w:r>
@@ -1921,15 +1743,9 @@
     <w:p>
       <w:pPr>
         <w:pStyle w:val="berschrift1"/>
-        <w:rPr>
-          <w:lang w:val="en-GB"/>
-        </w:rPr>
       </w:pPr>
       <w:bookmarkStart w:id="4" w:name="_Toc243222463"/>
       <w:r>
-        <w:rPr>
-          <w:lang w:val="en-GB"/>
-        </w:rPr>
         <w:t>Results</w:t>
       </w:r>
       <w:bookmarkEnd w:id="4"/>
@@ -1938,12 +1754,12 @@
       <w:pPr>
         <w:pStyle w:val="Textkrper"/>
         <w:rPr>
-          <w:lang w:val="en-GB" w:eastAsia="de-DE"/>
-        </w:rPr>
-      </w:pPr>
-      <w:r>
-        <w:rPr>
-          <w:lang w:val="en-GB" w:eastAsia="de-DE"/>
+          <w:lang w:eastAsia="de-DE"/>
+        </w:rPr>
+      </w:pPr>
+      <w:r>
+        <w:rPr>
+          <w:lang w:eastAsia="de-DE"/>
         </w:rPr>
         <w:t>a</w:t>
       </w:r>
@@ -1951,15 +1767,9 @@
     <w:p>
       <w:pPr>
         <w:pStyle w:val="berschrift1"/>
-        <w:rPr>
-          <w:lang w:val="en-GB"/>
-        </w:rPr>
       </w:pPr>
       <w:bookmarkStart w:id="5" w:name="_Toc243222464"/>
       <w:r>
-        <w:rPr>
-          <w:lang w:val="en-GB"/>
-        </w:rPr>
         <w:t>Discussion</w:t>
       </w:r>
       <w:bookmarkEnd w:id="5"/>
@@ -1975,33 +1785,18 @@
     <w:p>
       <w:pPr>
         <w:pStyle w:val="berschrift1"/>
-        <w:rPr>
-          <w:lang w:val="en-GB"/>
-        </w:rPr>
       </w:pPr>
       <w:bookmarkStart w:id="6" w:name="_Toc243222465"/>
       <w:r>
-        <w:rPr>
-          <w:lang w:val="en-GB"/>
-        </w:rPr>
         <w:t>Conclusion</w:t>
       </w:r>
       <w:r>
-        <w:rPr>
-          <w:lang w:val="en-GB"/>
-        </w:rPr>
         <w:t xml:space="preserve"> and </w:t>
       </w:r>
       <w:r>
-        <w:rPr>
-          <w:lang w:val="en-GB"/>
-        </w:rPr>
         <w:t>o</w:t>
       </w:r>
       <w:r>
-        <w:rPr>
-          <w:lang w:val="en-GB"/>
-        </w:rPr>
         <w:t>utlook</w:t>
       </w:r>
       <w:bookmarkEnd w:id="6"/>
@@ -2010,12 +1805,12 @@
       <w:pPr>
         <w:pStyle w:val="Textkrper"/>
         <w:rPr>
-          <w:lang w:val="en-GB" w:eastAsia="de-DE"/>
-        </w:rPr>
-      </w:pPr>
-      <w:r>
-        <w:rPr>
-          <w:lang w:val="en-GB" w:eastAsia="de-DE"/>
+          <w:lang w:eastAsia="de-DE"/>
+        </w:rPr>
+      </w:pPr>
+      <w:r>
+        <w:rPr>
+          <w:lang w:eastAsia="de-DE"/>
         </w:rPr>
         <w:t>a</w:t>
       </w:r>
@@ -2023,15 +1818,9 @@
     <w:p>
       <w:pPr>
         <w:pStyle w:val="berschrift1"/>
-        <w:rPr>
-          <w:lang w:val="en-GB"/>
-        </w:rPr>
       </w:pPr>
       <w:bookmarkStart w:id="7" w:name="_Toc243222466"/>
       <w:r>
-        <w:rPr>
-          <w:lang w:val="en-GB"/>
-        </w:rPr>
         <w:t>Abstract</w:t>
       </w:r>
       <w:bookmarkEnd w:id="7"/>
@@ -2040,12 +1829,12 @@
       <w:pPr>
         <w:pStyle w:val="Textkrper"/>
         <w:rPr>
-          <w:lang w:val="en-GB" w:eastAsia="de-DE"/>
-        </w:rPr>
-      </w:pPr>
-      <w:r>
-        <w:rPr>
-          <w:lang w:val="en-GB" w:eastAsia="de-DE"/>
+          <w:lang w:eastAsia="de-DE"/>
+        </w:rPr>
+      </w:pPr>
+      <w:r>
+        <w:rPr>
+          <w:lang w:eastAsia="de-DE"/>
         </w:rPr>
         <w:t>a</w:t>
       </w:r>
@@ -2054,28 +1843,19 @@
       <w:pPr>
         <w:pStyle w:val="Textkrper"/>
         <w:rPr>
-          <w:lang w:val="en-GB" w:eastAsia="de-DE"/>
+          <w:lang w:eastAsia="de-DE"/>
         </w:rPr>
       </w:pPr>
     </w:p>
     <w:p>
       <w:pPr>
         <w:pStyle w:val="berschrift1"/>
-        <w:rPr>
-          <w:lang w:val="en-GB"/>
-        </w:rPr>
-      </w:pPr>
-      <w:r>
-        <w:rPr>
-          <w:lang w:val="en-GB"/>
-        </w:rPr>
+      </w:pPr>
+      <w:r>
         <w:br w:type="page"/>
       </w:r>
       <w:bookmarkStart w:id="8" w:name="_Toc243222467"/>
       <w:r>
-        <w:rPr>
-          <w:lang w:val="en-GB"/>
-        </w:rPr>
         <w:lastRenderedPageBreak/>
         <w:t>Bibliography</w:t>
       </w:r>
@@ -2084,12 +1864,12 @@
     <w:p>
       <w:pPr>
         <w:rPr>
-          <w:lang w:val="en-GB" w:eastAsia="de-DE"/>
-        </w:rPr>
-      </w:pPr>
-      <w:r>
-        <w:rPr>
-          <w:lang w:val="en-GB" w:eastAsia="de-DE"/>
+          <w:lang w:eastAsia="de-DE"/>
+        </w:rPr>
+      </w:pPr>
+      <w:r>
+        <w:rPr>
+          <w:lang w:eastAsia="de-DE"/>
         </w:rPr>
         <w:t>a</w:t>
       </w:r>
@@ -2098,12 +1878,12 @@
       <w:pPr>
         <w:spacing w:after="0" w:line="240" w:lineRule="auto"/>
         <w:rPr>
-          <w:lang w:val="en-GB" w:eastAsia="de-DE"/>
-        </w:rPr>
-      </w:pPr>
-      <w:r>
-        <w:rPr>
-          <w:lang w:val="en-GB" w:eastAsia="de-DE"/>
+          <w:lang w:eastAsia="de-DE"/>
+        </w:rPr>
+      </w:pPr>
+      <w:r>
+        <w:rPr>
+          <w:lang w:eastAsia="de-DE"/>
         </w:rPr>
         <w:br w:type="page"/>
       </w:r>
@@ -2111,15 +1891,9 @@
     <w:p>
       <w:pPr>
         <w:pStyle w:val="berschrift1"/>
-        <w:rPr>
-          <w:lang w:val="en-GB"/>
-        </w:rPr>
       </w:pPr>
       <w:bookmarkStart w:id="9" w:name="_Toc243222468"/>
       <w:r>
-        <w:rPr>
-          <w:lang w:val="en-GB"/>
-        </w:rPr>
         <w:lastRenderedPageBreak/>
         <w:t>Table of Figures</w:t>
       </w:r>
@@ -2128,12 +1902,12 @@
     <w:p>
       <w:pPr>
         <w:rPr>
-          <w:lang w:val="en-GB" w:eastAsia="de-DE"/>
-        </w:rPr>
-      </w:pPr>
-      <w:r>
-        <w:rPr>
-          <w:lang w:val="en-GB" w:eastAsia="de-DE"/>
+          <w:lang w:eastAsia="de-DE"/>
+        </w:rPr>
+      </w:pPr>
+      <w:r>
+        <w:rPr>
+          <w:lang w:eastAsia="de-DE"/>
         </w:rPr>
         <w:t>a</w:t>
       </w:r>
@@ -2141,21 +1915,12 @@
     <w:p>
       <w:pPr>
         <w:pStyle w:val="berschrift1"/>
-        <w:rPr>
-          <w:lang w:val="en-GB"/>
-        </w:rPr>
-      </w:pPr>
-      <w:r>
-        <w:rPr>
-          <w:lang w:val="en-GB"/>
-        </w:rPr>
+      </w:pPr>
+      <w:r>
         <w:br w:type="page"/>
       </w:r>
       <w:bookmarkStart w:id="10" w:name="_Toc243222469"/>
       <w:r>
-        <w:rPr>
-          <w:lang w:val="en-GB"/>
-        </w:rPr>
         <w:lastRenderedPageBreak/>
         <w:t>Declaration of academic integrity</w:t>
       </w:r>
@@ -2164,19 +1929,19 @@
     <w:p>
       <w:pPr>
         <w:rPr>
-          <w:lang w:val="en-GB" w:eastAsia="de-DE"/>
-        </w:rPr>
-      </w:pPr>
-      <w:r>
-        <w:rPr>
-          <w:lang w:val="en-GB" w:eastAsia="de-DE"/>
+          <w:lang w:eastAsia="de-DE"/>
+        </w:rPr>
+      </w:pPr>
+      <w:r>
+        <w:rPr>
+          <w:lang w:eastAsia="de-DE"/>
         </w:rPr>
         <w:t xml:space="preserve">I hereby confirm that the present paper </w:t>
       </w:r>
       <w:r>
         <w:rPr>
           <w:i/>
-          <w:lang w:val="en-GB" w:eastAsia="de-DE"/>
+          <w:lang w:eastAsia="de-DE"/>
         </w:rPr>
         <w:t>(title)</w:t>
       </w:r>
@@ -2184,24 +1949,24 @@
     <w:p>
       <w:pPr>
         <w:rPr>
-          <w:lang w:val="en-GB" w:eastAsia="de-DE"/>
-        </w:rPr>
-      </w:pPr>
-      <w:r>
-        <w:rPr>
-          <w:lang w:val="en-GB" w:eastAsia="de-DE"/>
+          <w:lang w:eastAsia="de-DE"/>
+        </w:rPr>
+      </w:pPr>
+      <w:r>
+        <w:rPr>
+          <w:lang w:eastAsia="de-DE"/>
         </w:rPr>
         <w:t xml:space="preserve">is the result of my own independent scholarly work, and </w:t>
       </w:r>
       <w:r>
         <w:rPr>
-          <w:lang w:val="en-GB" w:eastAsia="de-DE"/>
+          <w:lang w:eastAsia="de-DE"/>
         </w:rPr>
         <w:t>in all cases,</w:t>
       </w:r>
       <w:r>
         <w:rPr>
-          <w:lang w:val="en-GB" w:eastAsia="de-DE"/>
+          <w:lang w:eastAsia="de-DE"/>
         </w:rPr>
         <w:t xml:space="preserve"> material from the work of others (in books, articles, essays, dissertations, and on the internet) is acknowledged, and quotations and paraphrases are clearly indicated. No material other than that listed has been used. </w:t>
       </w:r>
@@ -2209,79 +1974,79 @@
     <w:p>
       <w:pPr>
         <w:rPr>
-          <w:lang w:val="en-GB" w:eastAsia="de-DE"/>
-        </w:rPr>
-      </w:pPr>
-    </w:p>
-    <w:p>
-      <w:pPr>
-        <w:rPr>
-          <w:lang w:val="en-GB" w:eastAsia="de-DE"/>
-        </w:rPr>
-      </w:pPr>
-      <w:r>
-        <w:rPr>
-          <w:lang w:val="en-GB" w:eastAsia="de-DE"/>
+          <w:lang w:eastAsia="de-DE"/>
+        </w:rPr>
+      </w:pPr>
+    </w:p>
+    <w:p>
+      <w:pPr>
+        <w:rPr>
+          <w:lang w:eastAsia="de-DE"/>
+        </w:rPr>
+      </w:pPr>
+      <w:r>
+        <w:rPr>
+          <w:lang w:eastAsia="de-DE"/>
         </w:rPr>
         <w:t>Place</w:t>
       </w:r>
       <w:r>
         <w:rPr>
-          <w:lang w:val="en-GB" w:eastAsia="de-DE"/>
+          <w:lang w:eastAsia="de-DE"/>
         </w:rPr>
         <w:t xml:space="preserve"> / d</w:t>
       </w:r>
       <w:r>
         <w:rPr>
-          <w:lang w:val="en-GB" w:eastAsia="de-DE"/>
+          <w:lang w:eastAsia="de-DE"/>
         </w:rPr>
         <w:t>ate</w:t>
       </w:r>
       <w:r>
         <w:rPr>
-          <w:lang w:val="en-GB" w:eastAsia="de-DE"/>
+          <w:lang w:eastAsia="de-DE"/>
         </w:rPr>
         <w:tab/>
       </w:r>
       <w:r>
         <w:rPr>
-          <w:lang w:val="en-GB" w:eastAsia="de-DE"/>
+          <w:lang w:eastAsia="de-DE"/>
         </w:rPr>
         <w:tab/>
       </w:r>
       <w:r>
         <w:rPr>
-          <w:lang w:val="en-GB" w:eastAsia="de-DE"/>
+          <w:lang w:eastAsia="de-DE"/>
         </w:rPr>
         <w:tab/>
       </w:r>
       <w:r>
         <w:rPr>
-          <w:lang w:val="en-GB" w:eastAsia="de-DE"/>
+          <w:lang w:eastAsia="de-DE"/>
         </w:rPr>
         <w:tab/>
       </w:r>
       <w:r>
         <w:rPr>
-          <w:lang w:val="en-GB" w:eastAsia="de-DE"/>
+          <w:lang w:eastAsia="de-DE"/>
         </w:rPr>
         <w:tab/>
       </w:r>
       <w:r>
         <w:rPr>
-          <w:lang w:val="en-GB" w:eastAsia="de-DE"/>
+          <w:lang w:eastAsia="de-DE"/>
         </w:rPr>
         <w:tab/>
       </w:r>
       <w:r>
         <w:rPr>
-          <w:lang w:val="en-GB" w:eastAsia="de-DE"/>
+          <w:lang w:eastAsia="de-DE"/>
         </w:rPr>
         <w:t>Signature</w:t>
       </w:r>
       <w:r>
         <w:rPr>
-          <w:lang w:val="en-GB" w:eastAsia="de-DE"/>
+          <w:lang w:eastAsia="de-DE"/>
         </w:rPr>
         <w:t xml:space="preserve">: </w:t>
       </w:r>
@@ -3853,7 +3618,7 @@
   <w:style w:type="paragraph" w:default="1" w:styleId="Standard">
     <w:name w:val="Normal"/>
     <w:qFormat/>
-    <w:rsid w:val="005F7000"/>
+    <w:rsid w:val="00BE188A"/>
     <w:pPr>
       <w:spacing w:after="120" w:line="360" w:lineRule="auto"/>
     </w:pPr>
@@ -3861,7 +3626,7 @@
       <w:rFonts w:ascii="Times New Roman" w:hAnsi="Times New Roman"/>
       <w:color w:val="000000"/>
       <w:sz w:val="24"/>
-      <w:lang w:val="de-CH" w:eastAsia="en-US"/>
+      <w:lang w:val="en-GB" w:eastAsia="en-US"/>
     </w:rPr>
   </w:style>
   <w:style w:type="paragraph" w:styleId="berschrift1">
